--- a/ban_giao_dev/Kich_ban_Chuong_4.docx
+++ b/ban_giao_dev/Kich_ban_Chuong_4.docx
@@ -5489,7 +5489,7 @@
         <w:pStyle w:val="Quote"/>
       </w:pPr>
       <w:r>
-        <w:t xml:space="preserve">Triết học gọi những thay đổi nhiều hay ít, nhanh hay chậm là thay đổi về lượng; sự chuyển sang một cái khác hẳn là thay đổi về chất. Lượng đổi dần trong một giới hạn thì sự vật vẫn là nó. Vượt qua giới hạn ấy thì chất đổi.</w:t>
+        <w:t xml:space="preserve">Triết học gọi những thay đổi nhiều hay ít, nhanh hay chậm là thay đổi về lượng; sự chuyển sang một cái khác hẳn là thay đổi về chất. Lượng đổi dần trong một giới hạn thì sự vật vẫn là nó. Vượt qua giới hạn ấy thì chất đổi. Chỗ giới hạn ấy gọi là điểm nút, và sự chuyển từ chất cũ sang chất mới gọi là bước nhảy.</w:t>
       </w:r>
     </w:p>
     <w:p>
